--- a/data/revised_2026-10_full/outputs/v2/Biology/SS1.1_Cell_Structure/Biology_Cell_Structure_FinalExplanation_TeacherKey.docx
+++ b/data/revised_2026-10_full/outputs/v2/Biology/SS1.1_Cell_Structure/Biology_Cell_Structure_FinalExplanation_TeacherKey.docx
@@ -1872,7 +1872,7 @@
         </w:rPr>
         <w:t xml:space="preserve">© 2026 SeaVuria and ARES. This work is licensed under a </w:t>
       </w:r>
-      <w:hyperlink w:history="1" r:id="rIdtclyx1gfjlwlw8xnwz3p2">
+      <w:hyperlink w:history="1" r:id="rIdlaxobccajiwh-op-tpnbh">
         <w:r>
           <w:rPr>
             <w:rFonts w:ascii="Arial" w:cs="Arial" w:eastAsia="Arial" w:hAnsi="Arial"/>
@@ -1892,7 +1892,7 @@
         </w:rPr>
         <w:t xml:space="preserve"> (</w:t>
       </w:r>
-      <w:hyperlink w:history="1" r:id="rIdfnvzitzjpkqltqb7nc0ow">
+      <w:hyperlink w:history="1" r:id="rId86e5b143tcjw1lxqh9aku">
         <w:r>
           <w:rPr>
             <w:rFonts w:ascii="Arial" w:cs="Arial" w:eastAsia="Arial" w:hAnsi="Arial"/>
@@ -1912,7 +1912,7 @@
         </w:rPr>
         <w:t xml:space="preserve">). To view a copy of this license, visit </w:t>
       </w:r>
-      <w:hyperlink w:history="1" r:id="rIdyal3pn3qyf-dz9kkvnkql">
+      <w:hyperlink w:history="1" r:id="rId6fmzzx7xkznxtgvzr9ird">
         <w:r>
           <w:rPr>
             <w:rFonts w:ascii="Arial" w:cs="Arial" w:eastAsia="Arial" w:hAnsi="Arial"/>
